--- a/docs/ProjectdocInfo/ContextDiagram/Context Diagram.docx
+++ b/docs/ProjectdocInfo/ContextDiagram/Context Diagram.docx
@@ -39,7 +39,7 @@
       <w:r>
         <w:drawing>
           <wp:inline distT="0" distB="0" distL="0" distR="0">
-            <wp:extent cx="7505700" cy="5467350"/>
+            <wp:extent cx="7839075" cy="5467350"/>
             <wp:effectExtent t="0" r="0" b="0" l="0"/>
             <wp:docPr id="1" name="" descr="" title=""/>
             <wp:cNvGraphicFramePr>
@@ -70,7 +70,7 @@
                   <pic:spPr bwMode="auto">
                     <a:xfrm>
                       <a:off x="0" y="0"/>
-                      <a:ext cx="7505700" cy="5467350"/>
+                      <a:ext cx="7839075" cy="5467350"/>
                     </a:xfrm>
                     <a:prstGeom prst="rect">
                       <a:avLst/>
@@ -113,7 +113,7 @@
       <w:r>
         <w:drawing>
           <wp:inline distT="0" distB="0" distL="0" distR="0">
-            <wp:extent cx="9391650" cy="4419600"/>
+            <wp:extent cx="9391650" cy="4371975"/>
             <wp:effectExtent t="0" r="0" b="0" l="0"/>
             <wp:docPr id="1" name="" descr="" title=""/>
             <wp:cNvGraphicFramePr>
@@ -144,7 +144,7 @@
                   <pic:spPr bwMode="auto">
                     <a:xfrm>
                       <a:off x="0" y="0"/>
-                      <a:ext cx="9391650" cy="4419600"/>
+                      <a:ext cx="9391650" cy="4371975"/>
                     </a:xfrm>
                     <a:prstGeom prst="rect">
                       <a:avLst/>
@@ -308,7 +308,7 @@
       <w:r>
         <w:drawing>
           <wp:inline distT="0" distB="0" distL="0" distR="0">
-            <wp:extent cx="5686425" cy="3810000"/>
+            <wp:extent cx="4543425" cy="3810000"/>
             <wp:effectExtent t="0" r="0" b="0" l="0"/>
             <wp:docPr id="1" name="" descr="" title=""/>
             <wp:cNvGraphicFramePr>
@@ -339,7 +339,7 @@
                   <pic:spPr bwMode="auto">
                     <a:xfrm>
                       <a:off x="0" y="0"/>
-                      <a:ext cx="5686425" cy="3810000"/>
+                      <a:ext cx="4543425" cy="3810000"/>
                     </a:xfrm>
                     <a:prstGeom prst="rect">
                       <a:avLst/>
@@ -362,7 +362,7 @@
           <w:sz w:val="18"/>
           <w:szCs w:val="18"/>
         </w:rPr>
-        <w:t xml:space="preserve">Figure 5. Level 1: architecture (frontend: pages, PDF print, mock API; backend: REST API, file storage, MySQL)</w:t>
+        <w:t xml:space="preserve">Figure 5. Level 1: architecture (frontend: pages, PDF print; backend: REST API, file storage, MySQL)</w:t>
       </w:r>
     </w:p>
     <w:p>
@@ -655,7 +655,7 @@
                 <w:sz w:val="18"/>
                 <w:szCs w:val="18"/>
               </w:rPr>
-              <w:t xml:space="preserve">QT, customer PO file, order edits</w:t>
+              <w:t xml:space="preserve">QT, customer PO file</w:t>
             </w:r>
           </w:p>
         </w:tc>
@@ -1216,7 +1216,7 @@
         <w:spacing w:after="120"/>
       </w:pPr>
       <w:r>
-        <w:t xml:space="preserve">Sales orders, delivery, supplier invoices in Accounting, serial numbers and tax.</w:t>
+        <w:t xml:space="preserve">Sales orders, delivery, supplier invoices, serial numbers and tax. (The Accounting page also lists the received purchase orders that wait for payment and the ones that are paid; the payment is recorded on the PO.)</w:t>
       </w:r>
     </w:p>
     <w:sectPr>

--- a/docs/ProjectdocInfo/ContextDiagram/Context Diagram.docx
+++ b/docs/ProjectdocInfo/ContextDiagram/Context Diagram.docx
@@ -39,7 +39,7 @@
       <w:r>
         <w:drawing>
           <wp:inline distT="0" distB="0" distL="0" distR="0">
-            <wp:extent cx="7839075" cy="5467350"/>
+            <wp:extent cx="8458200" cy="5467350"/>
             <wp:effectExtent t="0" r="0" b="0" l="0"/>
             <wp:docPr id="1" name="" descr="" title=""/>
             <wp:cNvGraphicFramePr>
@@ -70,7 +70,7 @@
                   <pic:spPr bwMode="auto">
                     <a:xfrm>
                       <a:off x="0" y="0"/>
-                      <a:ext cx="7839075" cy="5467350"/>
+                      <a:ext cx="8458200" cy="5467350"/>
                     </a:xfrm>
                     <a:prstGeom prst="rect">
                       <a:avLst/>

--- a/docs/ProjectdocInfo/ContextDiagram/Context Diagram.docx
+++ b/docs/ProjectdocInfo/ContextDiagram/Context Diagram.docx
@@ -13,17 +13,6 @@
     </w:p>
     <w:p>
       <w:pPr>
-        <w:sectPr>
-          <w:footerReference w:type="default" r:id="rId6"/>
-          <w:pgSz w:w="11907" w:h="16840" w:orient="portrait"/>
-          <w:pgMar w:top="1021" w:right="1021" w:bottom="1021" w:left="1021" w:header="708" w:footer="708" w:gutter="0"/>
-          <w:pgNumType/>
-          <w:docGrid w:linePitch="360"/>
-        </w:sectPr>
-      </w:pPr>
-    </w:p>
-    <w:p>
-      <w:pPr>
         <w:pStyle w:val="Heading1"/>
         <w:keepNext/>
       </w:pPr>
@@ -39,7 +28,7 @@
       <w:r>
         <w:drawing>
           <wp:inline distT="0" distB="0" distL="0" distR="0">
-            <wp:extent cx="8458200" cy="5467350"/>
+            <wp:extent cx="8239125" cy="5324475"/>
             <wp:effectExtent t="0" r="0" b="0" l="0"/>
             <wp:docPr id="1" name="" descr="" title=""/>
             <wp:cNvGraphicFramePr>
@@ -55,10 +44,10 @@
                     </pic:cNvPicPr>
                   </pic:nvPicPr>
                   <pic:blipFill>
-                    <a:blip r:embed="rId10" cstate="none">
+                    <a:blip r:embed="rId9" cstate="none">
                       <a:extLst>
                         <a:ext uri="{96DAC541-7B7A-43D3-8B79-37D633B846F1}">
-                          <asvg:svgBlip xmlns:asvg="http://schemas.microsoft.com/office/drawing/2016/SVG/main" r:embed="rId9"/>
+                          <asvg:svgBlip xmlns:asvg="http://schemas.microsoft.com/office/drawing/2016/SVG/main" r:embed="rId8"/>
                         </a:ext>
                       </a:extLst>
                     </a:blip>
@@ -70,7 +59,7 @@
                   <pic:spPr bwMode="auto">
                     <a:xfrm>
                       <a:off x="0" y="0"/>
-                      <a:ext cx="8458200" cy="5467350"/>
+                      <a:ext cx="8239125" cy="5324475"/>
                     </a:xfrm>
                     <a:prstGeom prst="rect">
                       <a:avLst/>
@@ -129,10 +118,10 @@
                     </pic:cNvPicPr>
                   </pic:nvPicPr>
                   <pic:blipFill>
-                    <a:blip r:embed="rId12" cstate="none">
+                    <a:blip r:embed="rId11" cstate="none">
                       <a:extLst>
                         <a:ext uri="{96DAC541-7B7A-43D3-8B79-37D633B846F1}">
-                          <asvg:svgBlip xmlns:asvg="http://schemas.microsoft.com/office/drawing/2016/SVG/main" r:embed="rId11"/>
+                          <asvg:svgBlip xmlns:asvg="http://schemas.microsoft.com/office/drawing/2016/SVG/main" r:embed="rId10"/>
                         </a:ext>
                       </a:extLst>
                     </a:blip>
@@ -194,10 +183,10 @@
                     </pic:cNvPicPr>
                   </pic:nvPicPr>
                   <pic:blipFill>
-                    <a:blip r:embed="rId14" cstate="none">
+                    <a:blip r:embed="rId13" cstate="none">
                       <a:extLst>
                         <a:ext uri="{96DAC541-7B7A-43D3-8B79-37D633B846F1}">
-                          <asvg:svgBlip xmlns:asvg="http://schemas.microsoft.com/office/drawing/2016/SVG/main" r:embed="rId13"/>
+                          <asvg:svgBlip xmlns:asvg="http://schemas.microsoft.com/office/drawing/2016/SVG/main" r:embed="rId12"/>
                         </a:ext>
                       </a:extLst>
                     </a:blip>
@@ -259,10 +248,10 @@
                     </pic:cNvPicPr>
                   </pic:nvPicPr>
                   <pic:blipFill>
-                    <a:blip r:embed="rId16" cstate="none">
+                    <a:blip r:embed="rId15" cstate="none">
                       <a:extLst>
                         <a:ext uri="{96DAC541-7B7A-43D3-8B79-37D633B846F1}">
-                          <asvg:svgBlip xmlns:asvg="http://schemas.microsoft.com/office/drawing/2016/SVG/main" r:embed="rId15"/>
+                          <asvg:svgBlip xmlns:asvg="http://schemas.microsoft.com/office/drawing/2016/SVG/main" r:embed="rId14"/>
                         </a:ext>
                       </a:extLst>
                     </a:blip>
@@ -324,10 +313,10 @@
                     </pic:cNvPicPr>
                   </pic:nvPicPr>
                   <pic:blipFill>
-                    <a:blip r:embed="rId18" cstate="none">
+                    <a:blip r:embed="rId17" cstate="none">
                       <a:extLst>
                         <a:ext uri="{96DAC541-7B7A-43D3-8B79-37D633B846F1}">
-                          <asvg:svgBlip xmlns:asvg="http://schemas.microsoft.com/office/drawing/2016/SVG/main" r:embed="rId17"/>
+                          <asvg:svgBlip xmlns:asvg="http://schemas.microsoft.com/office/drawing/2016/SVG/main" r:embed="rId16"/>
                         </a:ext>
                       </a:extLst>
                     </a:blip>
@@ -368,7 +357,7 @@
     <w:p>
       <w:pPr>
         <w:sectPr>
-          <w:footerReference w:type="default" r:id="rId7"/>
+          <w:footerReference w:type="default" r:id="rId6"/>
           <w:pgSz w:w="16840" w:h="11907" w:orient="landscape"/>
           <w:pgMar w:top="1021" w:right="1021" w:bottom="1021" w:left="1021" w:header="708" w:footer="708" w:gutter="0"/>
           <w:pgNumType/>
@@ -1220,7 +1209,7 @@
       </w:r>
     </w:p>
     <w:sectPr>
-      <w:footerReference w:type="default" r:id="rId8"/>
+      <w:footerReference w:type="default" r:id="rId7"/>
       <w:pgSz w:w="11907" w:h="16840" w:orient="portrait"/>
       <w:pgMar w:top="1021" w:right="1021" w:bottom="1021" w:left="1021" w:header="708" w:footer="708" w:gutter="0"/>
       <w:pgNumType/>
@@ -1262,33 +1251,6 @@
 </file>
 
 <file path=word/footer2.xml><?xml version="1.0" encoding="utf-8"?>
-<w:ftr xmlns:wpc="http://schemas.microsoft.com/office/word/2010/wordprocessingCanvas" xmlns:mc="http://schemas.openxmlformats.org/markup-compatibility/2006" xmlns:o="urn:schemas-microsoft-com:office:office" xmlns:r="http://schemas.openxmlformats.org/officeDocument/2006/relationships" xmlns:m="http://schemas.openxmlformats.org/officeDocument/2006/math" xmlns:v="urn:schemas-microsoft-com:vml" xmlns:wp14="http://schemas.microsoft.com/office/word/2010/wordprocessingDrawing" xmlns:wp="http://schemas.openxmlformats.org/drawingml/2006/wordprocessingDrawing" xmlns:w10="urn:schemas-microsoft-com:office:word" xmlns:w="http://schemas.openxmlformats.org/wordprocessingml/2006/main" xmlns:w14="http://schemas.microsoft.com/office/word/2010/wordml" xmlns:w15="http://schemas.microsoft.com/office/word/2012/wordml" xmlns:wpg="http://schemas.microsoft.com/office/word/2010/wordprocessingGroup" xmlns:wpi="http://schemas.microsoft.com/office/word/2010/wordprocessingInk" xmlns:wne="http://schemas.microsoft.com/office/word/2006/wordml" xmlns:wps="http://schemas.microsoft.com/office/word/2010/wordprocessingShape">
-  <w:p>
-    <w:pPr>
-      <w:jc w:val="center"/>
-    </w:pPr>
-    <w:r>
-      <w:rPr>
-        <w:sz w:val="16"/>
-        <w:szCs w:val="16"/>
-      </w:rPr>
-      <w:t xml:space="preserve">Context Diagram · page </w:t>
-    </w:r>
-    <w:r>
-      <w:rPr>
-        <w:sz w:val="16"/>
-        <w:szCs w:val="16"/>
-      </w:rPr>
-      <w:fldChar w:fldCharType="begin"/>
-      <w:instrText xml:space="preserve">PAGE</w:instrText>
-      <w:fldChar w:fldCharType="separate"/>
-      <w:fldChar w:fldCharType="end"/>
-    </w:r>
-  </w:p>
-</w:ftr>
-</file>
-
-<file path=word/footer3.xml><?xml version="1.0" encoding="utf-8"?>
 <w:ftr xmlns:wpc="http://schemas.microsoft.com/office/word/2010/wordprocessingCanvas" xmlns:mc="http://schemas.openxmlformats.org/markup-compatibility/2006" xmlns:o="urn:schemas-microsoft-com:office:office" xmlns:r="http://schemas.openxmlformats.org/officeDocument/2006/relationships" xmlns:m="http://schemas.openxmlformats.org/officeDocument/2006/math" xmlns:v="urn:schemas-microsoft-com:vml" xmlns:wp14="http://schemas.microsoft.com/office/word/2010/wordprocessingDrawing" xmlns:wp="http://schemas.openxmlformats.org/drawingml/2006/wordprocessingDrawing" xmlns:w10="urn:schemas-microsoft-com:office:word" xmlns:w="http://schemas.openxmlformats.org/wordprocessingml/2006/main" xmlns:w14="http://schemas.microsoft.com/office/word/2010/wordml" xmlns:w15="http://schemas.microsoft.com/office/word/2012/wordml" xmlns:wpg="http://schemas.microsoft.com/office/word/2010/wordprocessingGroup" xmlns:wpi="http://schemas.microsoft.com/office/word/2010/wordprocessingInk" xmlns:wne="http://schemas.microsoft.com/office/word/2006/wordml" xmlns:wps="http://schemas.microsoft.com/office/word/2010/wordprocessingShape">
   <w:p>
     <w:pPr>
